--- a/artifacts/HR-03/build/draft-feedback-ca-002-hiring-manager.docx
+++ b/artifacts/HR-03/build/draft-feedback-ca-002-hiring-manager.docx
@@ -97,7 +97,7 @@
         <w:pStyle w:val="FirstParagraph"/>
       </w:pPr>
       <w:r>
-        <w:t xml:space="preserve">Advance to the working session, leaning positive. The judgment is sound and the honesty about the gap is worth as much as the strengths. What I could not settle in an hour is whether he has designed at the level this seat needs or has verified other people’s designs very well, and that is exactly what the working session is for.</w:t>
+        <w:t xml:space="preserve">Advance to the working session, leaning positive. The judgment is sound and the honesty about the gap is worth as much as the strengths. What I could not settle in one conversation is whether he has designed at the level this seat needs or has verified other people’s designs very well, and that is exactly what the working session is for.</w:t>
       </w:r>
     </w:p>
     <w:bookmarkEnd w:id="9"/>

--- a/artifacts/HR-03/build/draft-feedback-ca-002-hiring-manager.docx
+++ b/artifacts/HR-03/build/draft-feedback-ca-002-hiring-manager.docx
@@ -44,7 +44,7 @@
         </w:numPr>
       </w:pPr>
       <w:r>
-        <w:t xml:space="preserve">Requisition ID: RQN-2026-0105</w:t>
+        <w:t xml:space="preserve">Requisition ID: RQN-2026-0106</w:t>
       </w:r>
     </w:p>
     <w:p>
@@ -68,7 +68,7 @@
         </w:numPr>
       </w:pPr>
       <w:r>
-        <w:t xml:space="preserve">Interviewer: Dashiell Ashgrove (Engineering Manager)</w:t>
+        <w:t xml:space="preserve">Interviewer: Faro Fenmore (Operations Manager)</w:t>
       </w:r>
     </w:p>
     <w:p>
@@ -97,7 +97,7 @@
         <w:pStyle w:val="FirstParagraph"/>
       </w:pPr>
       <w:r>
-        <w:t xml:space="preserve">Advance to the working session, leaning positive. The judgment is sound and the honesty about the gap is worth as much as the strengths. What I could not settle in one conversation is whether he has designed at the level this seat needs or has verified other people’s designs very well, and that is exactly what the working session is for.</w:t>
+        <w:t xml:space="preserve">Advance to the working session, leaning positive. The judgment is sound and the honesty about the gap is worth as much as the strengths. What I could not settle in one conversation is whether he has held a plan at the level this seat needs or has reported very well on other people’s, and that is exactly what the working session is for.</w:t>
       </w:r>
     </w:p>
     <w:bookmarkEnd w:id="9"/>
@@ -119,7 +119,7 @@
         </w:numPr>
       </w:pPr>
       <w:r>
-        <w:t xml:space="preserve">He reported six years of streaming pipelines exposure across two employers, of which about a year was the rebuild he owned the verification of.</w:t>
+        <w:t xml:space="preserve">He named the change management around a delivery model that moved from one supplier to two as the largest piece he had owned rather than reported on.</w:t>
       </w:r>
     </w:p>
     <w:p>
@@ -131,7 +131,7 @@
         </w:numPr>
       </w:pPr>
       <w:r>
-        <w:t xml:space="preserve">His parallel run compared by category rather than by record, and he named the four categories, which is the shape of answer somebody who has actually done it gives.</w:t>
+        <w:t xml:space="preserve">His parallel period compared the two arrangements by category rather than by ticket, and he named the four categories, which is the shape of answer somebody who has actually done it gives.</w:t>
       </w:r>
     </w:p>
     <w:p>
@@ -143,7 +143,7 @@
         </w:numPr>
       </w:pPr>
       <w:r>
-        <w:t xml:space="preserve">The interesting category was records the old job had silently deduplicated as a side effect of how it read its input, and he escalated that as a decision about meaning rather than resolving it as an engineering choice.</w:t>
+        <w:t xml:space="preserve">The interesting category was work the old arrangement had quietly absorbed without recording, and he escalated that as a decision about what the service is rather than settling it as a delivery choice.</w:t>
       </w:r>
     </w:p>
     <w:p>
@@ -155,7 +155,7 @@
         </w:numPr>
       </w:pPr>
       <w:r>
-        <w:t xml:space="preserve">He put seven years of service mesh operation behind his reading of a duplicate delivery incident, which he traced to a retry policy set at the mesh layer rather than to his own consumer.</w:t>
+        <w:t xml:space="preserve">He put seven years of change management behind his reading of that transition, which he described as owning the question of how anybody would know it was going well or badly.</w:t>
       </w:r>
     </w:p>
     <w:p>
@@ -167,7 +167,7 @@
         </w:numPr>
       </w:pPr>
       <w:r>
-        <w:t xml:space="preserve">His first month here would start with a list of every consumer and what each would lose if the path stopped, and he named why that list is hard to get: people answer with what the path does rather than with what it is for.</w:t>
+        <w:t xml:space="preserve">His first weeks here would start with a list of every consumer of the readiness checklist and what each would lose if it were wrong, and he named why that list is hard to get: people tell you what the checklist contains rather than what they do with it.</w:t>
       </w:r>
     </w:p>
     <w:p>
@@ -179,7 +179,7 @@
         </w:numPr>
       </w:pPr>
       <w:r>
-        <w:t xml:space="preserve">He would fix the largest source of interruption before touching anything structural, on the ground that an interrupted team cannot execute a plan anyway.</w:t>
+        <w:t xml:space="preserve">He would clear the interruption before the structural problem, marking superseded checklist versions plainly rather than deleting them, because a deleted document is a mystery and a superseded one is an answer.</w:t>
       </w:r>
     </w:p>
     <w:p>
@@ -191,7 +191,7 @@
         </w:numPr>
       </w:pPr>
       <w:r>
-        <w:t xml:space="preserve">Asked about a disagreement he lost, he said he was right about the check and wrong about the sequencing, because making it blocking immediately would have spent the credit he needed later.</w:t>
+        <w:t xml:space="preserve">On the flags with nothing behind them he would re-walk only those the sequence depends on next and mark the rest unverified in the record rather than in a note to himself, on the ground that we already look bad and cannot yet see it.</w:t>
       </w:r>
     </w:p>
     <w:bookmarkEnd w:id="10"/>
